--- a/tests/fixtures/synthetic/files/think_tank_report__overclaims.docx
+++ b/tests/fixtures/synthetic/files/think_tank_report__overclaims.docx
@@ -7,7 +7,7 @@
         <w:pStyle w:val="Title"/>
       </w:pPr>
       <w:r>
-        <w:t>A Policy Assessment of wastewater surveillance for early outbreak detection in cities</w:t>
+        <w:t>A Policy Assessment of measuring the labor-market effects of remote work policy</w:t>
       </w:r>
     </w:p>
     <w:p>
@@ -20,7 +20,7 @@
     </w:p>
     <w:p>
       <w:r>
-        <w:t>Recent analysis points toward a tractable path forward. The evidence base is partial, and important gaps remain.</w:t>
+        <w:t>This piece examines measuring the labor-market effects of remote work policy, a question of growing public interest. Recent analysis points toward a tractable path forward.</w:t>
       </w:r>
     </w:p>
     <w:p>
@@ -33,7 +33,7 @@
     </w:p>
     <w:p>
       <w:r>
-        <w:t>The evidence base is partial, and important gaps remain. The discussion draws on established screening methods and current data. Careful framing guards against overstatement.</w:t>
+        <w:t>This piece examines measuring the labor-market effects of remote work policy, a question of growing public interest. Careful framing guards against overstatement. The takeaways are meant to inform, not to prescribe.</w:t>
       </w:r>
     </w:p>
     <w:p>
@@ -46,7 +46,7 @@
     </w:p>
     <w:p>
       <w:r>
-        <w:t>This is, without question, the definitive account of the issue. Practitioners and policymakers alike have a role to play here. The discussion draws on established screening methods and current data. This piece examines wastewater surveillance for early outbreak detection in cities, a question of growing public interest.</w:t>
+        <w:t>The conclusions here are beyond dispute and settle the debate for good. This piece examines measuring the labor-market effects of remote work policy, a question of growing public interest. Recent analysis points toward a tractable path forward. The takeaways are meant to inform, not to prescribe.</w:t>
       </w:r>
     </w:p>
     <w:p>
@@ -59,7 +59,7 @@
     </w:p>
     <w:p>
       <w:r>
-        <w:t>This piece examines wastewater surveillance for early outbreak detection in cities, a question of growing public interest. The evidence base is partial, and important gaps remain.</w:t>
+        <w:t>Careful framing guards against overstatement. The evidence base is partial, and important gaps remain.</w:t>
       </w:r>
     </w:p>
     <w:p>
@@ -75,7 +75,7 @@
         <w:pStyle w:val="ListNumber"/>
       </w:pPr>
       <w:r>
-        <w:t>[1] https://doi.org/10.1001/jama.2016.9797</w:t>
+        <w:t>[1] https://doi.org/10.1016/j.cell.2016.07.054</w:t>
       </w:r>
     </w:p>
     <w:p>
@@ -91,7 +91,7 @@
         <w:pStyle w:val="ListNumber"/>
       </w:pPr>
       <w:r>
-        <w:t>[3] https://doi.org/10.1371/journal.pone.0173664</w:t>
+        <w:t>[3] https://doi.org/10.1145/3292500.3330701</w:t>
       </w:r>
     </w:p>
     <w:p>
@@ -99,7 +99,7 @@
         <w:pStyle w:val="ListNumber"/>
       </w:pPr>
       <w:r>
-        <w:t>[4] https://doi.org/10.1038/nature14539</w:t>
+        <w:t>[4] https://doi.org/10.1145/3292500.3330701</w:t>
       </w:r>
     </w:p>
     <w:p>
@@ -107,7 +107,7 @@
         <w:pStyle w:val="ListNumber"/>
       </w:pPr>
       <w:r>
-        <w:t>[5] https://doi.org/10.1016/j.cell.2016.07.054</w:t>
+        <w:t>[5] https://doi.org/10.1101/gr.229102</w:t>
       </w:r>
     </w:p>
     <w:p>
@@ -115,7 +115,7 @@
         <w:pStyle w:val="ListNumber"/>
       </w:pPr>
       <w:r>
-        <w:t>[6] https://doi.org/10.1289/ehp.1104477</w:t>
+        <w:t>[6] https://doi.org/10.1371/journal.pone.0173664</w:t>
       </w:r>
     </w:p>
     <w:p>
@@ -123,7 +123,7 @@
         <w:pStyle w:val="ListNumber"/>
       </w:pPr>
       <w:r>
-        <w:t>[7] https://doi.org/10.1001/jama.2016.9797</w:t>
+        <w:t>[7] https://doi.org/10.1038/s41586-020-2649-2</w:t>
       </w:r>
     </w:p>
     <w:p>
@@ -131,15 +131,7 @@
         <w:pStyle w:val="ListNumber"/>
       </w:pPr>
       <w:r>
-        <w:t>[8] https://doi.org/10.1056/NEJMoa2034577</w:t>
-      </w:r>
-    </w:p>
-    <w:p>
-      <w:pPr>
-        <w:pStyle w:val="ListNumber"/>
-      </w:pPr>
-      <w:r>
-        <w:t>[9] https://doi.org/10.1101/gr.229102</w:t>
+        <w:t>[8] https://doi.org/10.1093/nar/gky1055</w:t>
       </w:r>
     </w:p>
     <w:sectPr>

--- a/tests/fixtures/synthetic/files/think_tank_report__overclaims.docx
+++ b/tests/fixtures/synthetic/files/think_tank_report__overclaims.docx
@@ -7,7 +7,7 @@
         <w:pStyle w:val="Title"/>
       </w:pPr>
       <w:r>
-        <w:t>A Policy Assessment of measuring the labor-market effects of remote work policy</w:t>
+        <w:t>Energy-efficient edge inference for implantable devices: Evidence and Options</w:t>
       </w:r>
     </w:p>
     <w:p>
@@ -20,7 +20,7 @@
     </w:p>
     <w:p>
       <w:r>
-        <w:t>This piece examines measuring the labor-market effects of remote work policy, a question of growing public interest. Recent analysis points toward a tractable path forward.</w:t>
+        <w:t>Recent analysis points toward a tractable path forward. This piece examines energy-efficient edge inference for implantable devices, a question of growing public interest.</w:t>
       </w:r>
     </w:p>
     <w:p>
@@ -33,7 +33,7 @@
     </w:p>
     <w:p>
       <w:r>
-        <w:t>This piece examines measuring the labor-market effects of remote work policy, a question of growing public interest. Careful framing guards against overstatement. The takeaways are meant to inform, not to prescribe.</w:t>
+        <w:t>Recent analysis points toward a tractable path forward. The evidence base is partial, and important gaps remain. This piece examines energy-efficient edge inference for implantable devices, a question of growing public interest.</w:t>
       </w:r>
     </w:p>
     <w:p>
@@ -46,7 +46,7 @@
     </w:p>
     <w:p>
       <w:r>
-        <w:t>The conclusions here are beyond dispute and settle the debate for good. This piece examines measuring the labor-market effects of remote work policy, a question of growing public interest. Recent analysis points toward a tractable path forward. The takeaways are meant to inform, not to prescribe.</w:t>
+        <w:t>The conclusions here are beyond dispute and settle the debate for good. The takeaways are meant to inform, not to prescribe. The discussion draws on established prototype methods and current data. Recent analysis points toward a tractable path forward.</w:t>
       </w:r>
     </w:p>
     <w:p>
@@ -59,7 +59,7 @@
     </w:p>
     <w:p>
       <w:r>
-        <w:t>Careful framing guards against overstatement. The evidence base is partial, and important gaps remain.</w:t>
+        <w:t>This piece examines energy-efficient edge inference for implantable devices, a question of growing public interest. Recent analysis points toward a tractable path forward.</w:t>
       </w:r>
     </w:p>
     <w:p>
@@ -75,7 +75,7 @@
         <w:pStyle w:val="ListNumber"/>
       </w:pPr>
       <w:r>
-        <w:t>[1] https://doi.org/10.1016/j.cell.2016.07.054</w:t>
+        <w:t>[1] https://doi.org/10.1145/3292500.3330701</w:t>
       </w:r>
     </w:p>
     <w:p>
@@ -83,7 +83,7 @@
         <w:pStyle w:val="ListNumber"/>
       </w:pPr>
       <w:r>
-        <w:t>[2] https://doi.org/10.1371/journal.pone.0173664</w:t>
+        <w:t>[2] https://doi.org/10.1145/3292500.3330701</w:t>
       </w:r>
     </w:p>
     <w:p>
@@ -91,7 +91,7 @@
         <w:pStyle w:val="ListNumber"/>
       </w:pPr>
       <w:r>
-        <w:t>[3] https://doi.org/10.1145/3292500.3330701</w:t>
+        <w:t>[3] https://doi.org/10.1371/journal.pone.0173664</w:t>
       </w:r>
     </w:p>
     <w:p>
@@ -99,7 +99,7 @@
         <w:pStyle w:val="ListNumber"/>
       </w:pPr>
       <w:r>
-        <w:t>[4] https://doi.org/10.1145/3292500.3330701</w:t>
+        <w:t>[4] https://doi.org/10.1016/j.cell.2016.07.054</w:t>
       </w:r>
     </w:p>
     <w:p>
@@ -107,7 +107,7 @@
         <w:pStyle w:val="ListNumber"/>
       </w:pPr>
       <w:r>
-        <w:t>[5] https://doi.org/10.1101/gr.229102</w:t>
+        <w:t>[5] https://doi.org/10.1371/journal.pone.0173664</w:t>
       </w:r>
     </w:p>
     <w:p>
@@ -115,7 +115,7 @@
         <w:pStyle w:val="ListNumber"/>
       </w:pPr>
       <w:r>
-        <w:t>[6] https://doi.org/10.1371/journal.pone.0173664</w:t>
+        <w:t>[6] https://doi.org/10.1038/s41586-020-2649-2</w:t>
       </w:r>
     </w:p>
     <w:p>
@@ -131,7 +131,7 @@
         <w:pStyle w:val="ListNumber"/>
       </w:pPr>
       <w:r>
-        <w:t>[8] https://doi.org/10.1093/nar/gky1055</w:t>
+        <w:t>[8] https://doi.org/10.1109/TPAMI.2016.2577031</w:t>
       </w:r>
     </w:p>
     <w:sectPr>

--- a/tests/fixtures/synthetic/files/think_tank_report__overclaims.docx
+++ b/tests/fixtures/synthetic/files/think_tank_report__overclaims.docx
@@ -20,7 +20,7 @@
     </w:p>
     <w:p>
       <w:r>
-        <w:t>Recent analysis points toward a tractable path forward. This piece examines energy-efficient edge inference for implantable devices, a question of growing public interest.</w:t>
+        <w:t>Recent analysis points toward a tractable path forward [1]. This piece examines energy-efficient edge inference for implantable devices, a question of growing public interest [2].</w:t>
       </w:r>
     </w:p>
     <w:p>
@@ -33,7 +33,7 @@
     </w:p>
     <w:p>
       <w:r>
-        <w:t>Recent analysis points toward a tractable path forward. The evidence base is partial, and important gaps remain. This piece examines energy-efficient edge inference for implantable devices, a question of growing public interest.</w:t>
+        <w:t>Recent analysis points toward a tractable path forward [3]. The evidence base is partial, and important gaps remain [4]. This piece examines energy-efficient edge inference for implantable devices, a question of growing public interest [5].</w:t>
       </w:r>
     </w:p>
     <w:p>
@@ -46,7 +46,7 @@
     </w:p>
     <w:p>
       <w:r>
-        <w:t>The conclusions here are beyond dispute and settle the debate for good. The takeaways are meant to inform, not to prescribe. The discussion draws on established prototype methods and current data. Recent analysis points toward a tractable path forward.</w:t>
+        <w:t>The conclusions here are beyond dispute and settle the debate for good [6]. The takeaways are meant to inform, not to prescribe [7]. The discussion draws on established prototype methods and current data [8]. Recent analysis points toward a tractable path forward.</w:t>
       </w:r>
     </w:p>
     <w:p>
@@ -60,6 +60,11 @@
     <w:p>
       <w:r>
         <w:t>This piece examines energy-efficient edge inference for implantable devices, a question of growing public interest. Recent analysis points toward a tractable path forward.</w:t>
+      </w:r>
+    </w:p>
+    <w:p>
+      <w:r>
+        <w:t>As one source notes, “Prior work has established a partial understanding, yet key gaps remain.” [1]</w:t>
       </w:r>
     </w:p>
     <w:p>
